--- a/abstracts/DGEpi_2026.docx
+++ b/abstracts/DGEpi_2026.docx
@@ -7,7 +7,7 @@
         <w:pStyle w:val="Title"/>
       </w:pPr>
       <w:r>
-        <w:t xml:space="preserve">Abstract ISEE 2026</w:t>
+        <w:t xml:space="preserve">Abstract DGEpi 2026</w:t>
       </w:r>
     </w:p>
     <w:p>
@@ -21,7 +21,7 @@
         <w:rPr>
           <w:vertAlign w:val="superscript"/>
         </w:rPr>
-        <w:t xml:space="preserve">1,✉</w:t>
+        <w:t xml:space="preserve">1</w:t>
       </w:r>
       <w:r>
         <w:t xml:space="preserve">, Margaux Sanchez</w:t>
@@ -107,35 +107,7 @@
         <w:t xml:space="preserve">Karolinska Institutet, Department of Medicine Solna, Division of Clinical Epidemiology, Stockholm, Sweden</w:t>
       </w:r>
     </w:p>
-    <w:p>
-      <w:pPr>
-        <w:pStyle w:val="BodyText"/>
-      </w:pPr>
-      <w:r>
-        <w:rPr>
-          <w:vertAlign w:val="superscript"/>
-        </w:rPr>
-        <w:t xml:space="preserve">✉</w:t>
-      </w:r>
-      <w:r>
-        <w:t xml:space="preserve"> </w:t>
-      </w:r>
-      <w:r>
-        <w:t xml:space="preserve">Correspondence:</w:t>
-      </w:r>
-      <w:r>
-        <w:t xml:space="preserve"> </w:t>
-      </w:r>
-      <w:hyperlink r:id="rId20">
-        <w:r>
-          <w:rPr>
-            <w:rStyle w:val="Hyperlink"/>
-          </w:rPr>
-          <w:t xml:space="preserve">Paulina Sell &lt;paulina.sell@uba.de&gt;</w:t>
-        </w:r>
-      </w:hyperlink>
-    </w:p>
-    <w:bookmarkStart w:id="22" w:name="information-for-authors"/>
+    <w:bookmarkStart w:id="21" w:name="information-for-authors"/>
     <w:p>
       <w:pPr>
         <w:pStyle w:val="Heading2"/>
@@ -252,7 +224,7 @@
       <w:r>
         <w:t xml:space="preserve"> </w:t>
       </w:r>
-      <w:hyperlink r:id="rId21">
+      <w:hyperlink r:id="rId20">
         <w:r>
           <w:rPr>
             <w:rStyle w:val="Hyperlink"/>
@@ -405,14 +377,96 @@
         <w:t xml:space="preserve">To present your paper, you must register for the congress for the fee and pay the registration fee in due time.</w:t>
       </w:r>
     </w:p>
+    <w:bookmarkEnd w:id="21"/>
+    <w:bookmarkStart w:id="22" w:name="keywords"/>
+    <w:p>
+      <w:pPr>
+        <w:pStyle w:val="Heading2"/>
+      </w:pPr>
+      <w:r>
+        <w:t xml:space="preserve">Keywords</w:t>
+      </w:r>
+    </w:p>
+    <w:p>
+      <w:pPr>
+        <w:pStyle w:val="FirstParagraph"/>
+      </w:pPr>
+      <w:r>
+        <w:t xml:space="preserve">Meta-analysis</w:t>
+      </w:r>
+      <w:r>
+        <w:br/>
+      </w:r>
+      <w:r>
+        <w:t xml:space="preserve">Evidence synthesis</w:t>
+      </w:r>
+      <w:r>
+        <w:br/>
+      </w:r>
+      <w:r>
+        <w:t xml:space="preserve">Bayesian modeling</w:t>
+      </w:r>
+      <w:r>
+        <w:br/>
+      </w:r>
+      <w:r>
+        <w:t xml:space="preserve">Uncertainty quantification</w:t>
+      </w:r>
+      <w:r>
+        <w:br/>
+      </w:r>
+      <w:r>
+        <w:t xml:space="preserve">Lead exposure</w:t>
+      </w:r>
+      <w:r>
+        <w:br/>
+      </w:r>
+    </w:p>
+    <w:p>
+      <w:pPr>
+        <w:pStyle w:val="BodyText"/>
+      </w:pPr>
+      <w:r>
+        <w:rPr>
+          <w:b/>
+          <w:bCs/>
+        </w:rPr>
+        <w:t xml:space="preserve">Topic</w:t>
+      </w:r>
+      <w:r>
+        <w:t xml:space="preserve">: Environmental Epidemiology</w:t>
+      </w:r>
+      <w:r>
+        <w:br/>
+      </w:r>
+      <w:r>
+        <w:rPr>
+          <w:b/>
+          <w:bCs/>
+        </w:rPr>
+        <w:t xml:space="preserve">Method</w:t>
+      </w:r>
+      <w:r>
+        <w:t xml:space="preserve">: Evidence Synthesis and Triangulation</w:t>
+      </w:r>
+    </w:p>
     <w:bookmarkEnd w:id="22"/>
-    <w:bookmarkStart w:id="23" w:name="keywords"/>
+    <w:bookmarkStart w:id="24" w:name="abstract"/>
     <w:p>
       <w:pPr>
         <w:pStyle w:val="Heading2"/>
       </w:pPr>
       <w:r>
-        <w:t xml:space="preserve">Keywords</w:t>
+        <w:t xml:space="preserve">Abstract</w:t>
+      </w:r>
+    </w:p>
+    <w:bookmarkStart w:id="23" w:name="Xe1419aa8ec0d4918e6d611078ec644dda570126"/>
+    <w:p>
+      <w:pPr>
+        <w:pStyle w:val="Heading3"/>
+      </w:pPr>
+      <w:r>
+        <w:t xml:space="preserve">Quantifying uncertainty: A methodological comparison of Bayesian and frequentist meta-analyses of studies on lead exposure and children’s intelligence quotient</w:t>
       </w:r>
     </w:p>
     <w:p>
@@ -420,71 +474,14 @@
         <w:pStyle w:val="FirstParagraph"/>
       </w:pPr>
       <w:r>
-        <w:t xml:space="preserve">Meta-analysis</w:t>
-      </w:r>
-      <w:r>
-        <w:br/>
-      </w:r>
-      <w:r>
-        <w:t xml:space="preserve">Evidence synthesis</w:t>
-      </w:r>
-      <w:r>
-        <w:br/>
-      </w:r>
-      <w:r>
-        <w:t xml:space="preserve">Bayesian modeling</w:t>
-      </w:r>
-      <w:r>
-        <w:br/>
-      </w:r>
-      <w:r>
-        <w:t xml:space="preserve">Uncertainty quantification</w:t>
-      </w:r>
-      <w:r>
-        <w:br/>
-      </w:r>
-      <w:r>
-        <w:t xml:space="preserve">Lead exposure</w:t>
-      </w:r>
-      <w:r>
-        <w:br/>
-      </w:r>
-    </w:p>
-    <w:bookmarkEnd w:id="23"/>
-    <w:bookmarkStart w:id="29" w:name="abstract"/>
-    <w:p>
-      <w:pPr>
-        <w:pStyle w:val="Heading2"/>
-      </w:pPr>
-      <w:r>
-        <w:t xml:space="preserve">Abstract</w:t>
-      </w:r>
-    </w:p>
-    <w:bookmarkStart w:id="24" w:name="Xe1419aa8ec0d4918e6d611078ec644dda570126"/>
-    <w:p>
-      <w:pPr>
-        <w:pStyle w:val="Heading3"/>
-      </w:pPr>
-      <w:r>
-        <w:t xml:space="preserve">Quantifying uncertainty: A methodological comparison of Bayesian and frequentist meta-analyses of studies on lead exposure and children’s intelligence quotient</w:t>
-      </w:r>
-    </w:p>
-    <w:bookmarkEnd w:id="24"/>
-    <w:bookmarkStart w:id="25" w:name="objective"/>
-    <w:p>
-      <w:pPr>
-        <w:pStyle w:val="Heading3"/>
-      </w:pPr>
-      <w:r>
-        <w:t xml:space="preserve">Objective</w:t>
-      </w:r>
-    </w:p>
-    <w:p>
-      <w:pPr>
-        <w:pStyle w:val="FirstParagraph"/>
-      </w:pPr>
-      <w:r>
-        <w:t xml:space="preserve">Quantifying uncertainty is crucial for risk assessment and policy-making but current meta-analytic approaches fall short in this regard.</w:t>
+        <w:rPr>
+          <w:b/>
+          <w:bCs/>
+        </w:rPr>
+        <w:t xml:space="preserve">Introduction</w:t>
+      </w:r>
+      <w:r>
+        <w:t xml:space="preserve">: Quantifying uncertainty in the context of evidence synthesis is crucial for risk assessment and policy-making, but current meta-analytic frameworks fall short in this regard.</w:t>
       </w:r>
       <w:r>
         <w:t xml:space="preserve"> </w:t>
@@ -496,31 +493,116 @@
         <w:t xml:space="preserve"> </w:t>
       </w:r>
       <w:r>
-        <w:t xml:space="preserve">To evaluate differences in uncertainty quantification and applicability for risk assessment, we compared frequentist and Bayesian frameworks, using lead exposure and children’s intelligence quotient (IQ) as a case study.</w:t>
-      </w:r>
-    </w:p>
-    <w:bookmarkEnd w:id="25"/>
-    <w:bookmarkStart w:id="26" w:name="material-and-methods"/>
-    <w:p>
-      <w:pPr>
-        <w:pStyle w:val="Heading3"/>
-      </w:pPr>
-      <w:r>
-        <w:t xml:space="preserve">Material and Methods</w:t>
-      </w:r>
-    </w:p>
-    <w:p>
-      <w:pPr>
-        <w:pStyle w:val="FirstParagraph"/>
-      </w:pPr>
-      <w:r>
-        <w:t xml:space="preserve">We systematically searched PubMed and Scopus for epidemiological studies on blood lead level (BLL) and IQ score in children.</w:t>
-      </w:r>
-      <w:r>
-        <w:t xml:space="preserve"> </w:t>
-      </w:r>
-      <w:r>
-        <w:t xml:space="preserve">Risk of bias (RoB) was assessed and regression coefficients were harmonized to the</w:t>
+        <w:t xml:space="preserve">We compared frequentist and Bayesian meta-analytic frameworks, using lead exposure and IQ as a case study.</w:t>
+      </w:r>
+    </w:p>
+    <w:p>
+      <w:pPr>
+        <w:pStyle w:val="BodyText"/>
+      </w:pPr>
+      <w:r>
+        <w:rPr>
+          <w:b/>
+          <w:bCs/>
+        </w:rPr>
+        <w:t xml:space="preserve">Methods</w:t>
+      </w:r>
+      <w:r>
+        <w:t xml:space="preserve">: We systematically searched PubMed and Scopus for epidemiological studies on blood lead level (BLL) and IQ score in children.</w:t>
+      </w:r>
+      <w:r>
+        <w:t xml:space="preserve"> </w:t>
+      </w:r>
+      <w:r>
+        <w:t xml:space="preserve">Risk of bias (RoB) was assessed and regression coefficients were harmonized.</w:t>
+      </w:r>
+      <w:r>
+        <w:t xml:space="preserve"> </w:t>
+      </w:r>
+      <w:r>
+        <w:t xml:space="preserve">In both meta-analyses, we used random-effects models and included the same effect estimates.</w:t>
+      </w:r>
+      <w:r>
+        <w:t xml:space="preserve"> </w:t>
+      </w:r>
+      <w:r>
+        <w:t xml:space="preserve"> </w:t>
+      </w:r>
+      <w:r>
+        <w:t xml:space="preserve">The Bayesian meta-analysis employed a hierarchical model with weakly-informative priors.</w:t>
+      </w:r>
+      <w:r>
+        <w:t xml:space="preserve"> </w:t>
+      </w:r>
+      <w:r>
+        <w:t xml:space="preserve">Sensitivity analyses examined robustness to RoB and prior specification.</w:t>
+      </w:r>
+      <w:r>
+        <w:t xml:space="preserve"> </w:t>
+      </w:r>
+      <m:oMath>
+        <m:sSup>
+          <m:e>
+            <m:r>
+              <m:t>τ</m:t>
+            </m:r>
+          </m:e>
+          <m:sup>
+            <m:r>
+              <m:t>2</m:t>
+            </m:r>
+          </m:sup>
+        </m:sSup>
+      </m:oMath>
+      <w:r>
+        <w:t xml:space="preserve"> </w:t>
+      </w:r>
+      <w:r>
+        <w:t xml:space="preserve">and</w:t>
+      </w:r>
+      <w:r>
+        <w:t xml:space="preserve"> </w:t>
+      </w:r>
+      <m:oMath>
+        <m:sSup>
+          <m:e>
+            <m:r>
+              <m:t>I</m:t>
+            </m:r>
+          </m:e>
+          <m:sup>
+            <m:r>
+              <m:t>2</m:t>
+            </m:r>
+          </m:sup>
+        </m:sSup>
+      </m:oMath>
+      <w:r>
+        <w:t xml:space="preserve"> </w:t>
+      </w:r>
+      <w:r>
+        <w:t xml:space="preserve">were estimated as measures of between-study heterogeneity.</w:t>
+      </w:r>
+    </w:p>
+    <w:p>
+      <w:pPr>
+        <w:pStyle w:val="BodyText"/>
+      </w:pPr>
+      <w:r>
+        <w:rPr>
+          <w:b/>
+          <w:bCs/>
+        </w:rPr>
+        <w:t xml:space="preserve">Results</w:t>
+      </w:r>
+      <w:r>
+        <w:t xml:space="preserve">: Twelve studies were included after screening.</w:t>
+      </w:r>
+      <w:r>
+        <w:t xml:space="preserve"> </w:t>
+      </w:r>
+      <w:r>
+        <w:t xml:space="preserve">The frequentist approach yielded a pooled estimate of -2.45 (95% confidence interval: -3.7; -1.2) IQ points per unit increase in</w:t>
       </w:r>
       <w:r>
         <w:t xml:space="preserve"> </w:t>
@@ -543,130 +625,13 @@
         </m:sSub>
       </m:oMath>
       <w:r>
-        <w:t xml:space="preserve">​ scale.</w:t>
-      </w:r>
-      <w:r>
-        <w:t xml:space="preserve"> </w:t>
-      </w:r>
-      <w:r>
-        <w:t xml:space="preserve">In both meta-analyses, we assumed a multilevel structure, used random-effects models and included the same effect estimates.</w:t>
-      </w:r>
-      <w:r>
-        <w:t xml:space="preserve"> </w:t>
-      </w:r>
-      <w:r>
-        <w:t xml:space="preserve">The frequentist approach used restricted maximum-likelihood estimation.</w:t>
-      </w:r>
-      <w:r>
-        <w:t xml:space="preserve"> </w:t>
-      </w:r>
-      <w:r>
-        <w:t xml:space="preserve">The Bayesian meta-analysis employed a hierarchical model with weakly-informative priors.</w:t>
-      </w:r>
-      <w:r>
-        <w:t xml:space="preserve"> </w:t>
-      </w:r>
-      <w:r>
-        <w:t xml:space="preserve">Sensitivity analyses examined robustness to RoB and prior specification.</w:t>
-      </w:r>
-      <w:r>
-        <w:t xml:space="preserve"> </w:t>
-      </w:r>
-      <m:oMath>
-        <m:sSup>
-          <m:e>
-            <m:r>
-              <m:t>τ</m:t>
-            </m:r>
-          </m:e>
-          <m:sup>
-            <m:r>
-              <m:t>2</m:t>
-            </m:r>
-          </m:sup>
-        </m:sSup>
-      </m:oMath>
-      <w:r>
-        <w:t xml:space="preserve"> </w:t>
-      </w:r>
-      <w:r>
-        <w:t xml:space="preserve">and</w:t>
-      </w:r>
-      <w:r>
-        <w:t xml:space="preserve"> </w:t>
-      </w:r>
-      <m:oMath>
-        <m:sSup>
-          <m:e>
-            <m:r>
-              <m:t>I</m:t>
-            </m:r>
-          </m:e>
-          <m:sup>
-            <m:r>
-              <m:t>2</m:t>
-            </m:r>
-          </m:sup>
-        </m:sSup>
-      </m:oMath>
-      <w:r>
-        <w:t xml:space="preserve"> </w:t>
-      </w:r>
-      <w:r>
-        <w:t xml:space="preserve">were estimated as measures of between-study heterogeneity.</w:t>
-      </w:r>
-    </w:p>
-    <w:bookmarkEnd w:id="26"/>
-    <w:bookmarkStart w:id="27" w:name="results"/>
-    <w:p>
-      <w:pPr>
-        <w:pStyle w:val="Heading3"/>
-      </w:pPr>
-      <w:r>
-        <w:t xml:space="preserve">Results</w:t>
-      </w:r>
-    </w:p>
-    <w:p>
-      <w:pPr>
-        <w:pStyle w:val="FirstParagraph"/>
-      </w:pPr>
-      <w:r>
-        <w:t xml:space="preserve">Twelve studies were included after screening.</w:t>
-      </w:r>
-      <w:r>
-        <w:t xml:space="preserve"> </w:t>
-      </w:r>
-      <w:r>
-        <w:t xml:space="preserve">The frequentist approach yielded a pooled estimate of -2.45 (95% confidence interval (CI): -3.7; -1.2) IQ points per unit increase in</w:t>
-      </w:r>
-      <w:r>
-        <w:t xml:space="preserve"> </w:t>
-      </w:r>
-      <m:oMath>
-        <m:sSub>
-          <m:e>
-            <m:r>
-              <m:rPr>
-                <m:sty m:val="p"/>
-              </m:rPr>
-              <m:t>log</m:t>
-            </m:r>
-          </m:e>
-          <m:sub>
-            <m:r>
-              <m:t>e</m:t>
-            </m:r>
-          </m:sub>
-        </m:sSub>
-      </m:oMath>
-      <w:r>
         <w:t xml:space="preserve">-transformed BLL (µg/dL).</w:t>
       </w:r>
       <w:r>
         <w:t xml:space="preserve"> </w:t>
       </w:r>
       <w:r>
-        <w:t xml:space="preserve">The Bayesian model yielded a mean pooled estimate of -2.28 (95% credible interval (CrI): -3.56; -1.06).</w:t>
+        <w:t xml:space="preserve">The Bayesian model yielded a mean pooled estimate of -2.28 (95% credible interval: -3.56; -1.06).</w:t>
       </w:r>
       <w:r>
         <w:t xml:space="preserve"> </w:t>
@@ -778,7 +743,7 @@
         <w:t xml:space="preserve"> </w:t>
       </w:r>
       <w:r>
-        <w:t xml:space="preserve">The Bayesian approach provided a posterior distribution for heterogeneity, quantifying uncertainty from between-study variation.</w:t>
+        <w:t xml:space="preserve">The Bayesian framework provided a posterior distribution for heterogeneity, quantifying uncertainty from between-study variation.</w:t>
       </w:r>
       <w:r>
         <w:t xml:space="preserve"> </w:t>
@@ -790,31 +755,28 @@
         <w:t xml:space="preserve"> </w:t>
       </w:r>
       <w:r>
-        <w:t xml:space="preserve">The Bayesian approach was less sensitive to outlier studies, resulting in a lower pooled effect.</w:t>
-      </w:r>
-    </w:p>
-    <w:bookmarkEnd w:id="27"/>
-    <w:bookmarkStart w:id="28" w:name="conclusion"/>
-    <w:p>
-      <w:pPr>
-        <w:pStyle w:val="Heading3"/>
-      </w:pPr>
-      <w:r>
+        <w:t xml:space="preserve">The Bayesian framework was less sensitive to outlier studies, resulting in a lower pooled effect.</w:t>
+      </w:r>
+    </w:p>
+    <w:p>
+      <w:pPr>
+        <w:pStyle w:val="BodyText"/>
+      </w:pPr>
+      <w:r>
+        <w:rPr>
+          <w:b/>
+          <w:bCs/>
+        </w:rPr>
         <w:t xml:space="preserve">Conclusion</w:t>
       </w:r>
-    </w:p>
-    <w:p>
-      <w:pPr>
-        <w:pStyle w:val="FirstParagraph"/>
-      </w:pPr>
-      <w:r>
-        <w:t xml:space="preserve">We provide updated pooled estimates for the effect of lead exposure on children’s IQ.</w:t>
-      </w:r>
-      <w:r>
-        <w:t xml:space="preserve"> </w:t>
-      </w:r>
-      <w:r>
-        <w:t xml:space="preserve">The Bayesian approach provides posterior distributions, enabling direct probability statements, for example about exceeding risk thresholds, and comparative assessments across pollutants.</w:t>
+      <w:r>
+        <w:t xml:space="preserve">: We provide updated pooled estimates for the effect of lead exposure on children’s IQ.</w:t>
+      </w:r>
+      <w:r>
+        <w:t xml:space="preserve"> </w:t>
+      </w:r>
+      <w:r>
+        <w:t xml:space="preserve">The Bayesian framework provides posterior distributions, enabling direct probability statements, for example about exceeding risk thresholds, and comparative assessments across pollutants.</w:t>
       </w:r>
       <w:r>
         <w:t xml:space="preserve"> </w:t>
@@ -823,16 +785,8 @@
         <w:t xml:space="preserve">These features are of particular value regarding risk assessment and policy-making.</w:t>
       </w:r>
     </w:p>
-    <w:p>
-      <w:pPr>
-        <w:pStyle w:val="BodyText"/>
-      </w:pPr>
-      <w:r>
-        <w:t xml:space="preserve">Funded under EU Horizon (Grant Agreement No 101057014).</w:t>
-      </w:r>
-    </w:p>
-    <w:bookmarkEnd w:id="28"/>
-    <w:bookmarkEnd w:id="29"/>
+    <w:bookmarkEnd w:id="23"/>
+    <w:bookmarkEnd w:id="24"/>
     <w:sectPr>
       <w:footnotePr>
         <w:numRestart w:val="eachSect"/>

--- a/abstracts/DGEpi_2026.docx
+++ b/abstracts/DGEpi_2026.docx
@@ -114,6 +114,28 @@
       </w:pPr>
       <w:r>
         <w:t xml:space="preserve">Information for Authors</w:t>
+      </w:r>
+    </w:p>
+    <w:p>
+      <w:pPr>
+        <w:pStyle w:val="Compact"/>
+        <w:numPr>
+          <w:ilvl w:val="0"/>
+          <w:numId w:val="1001"/>
+        </w:numPr>
+      </w:pPr>
+      <w:r>
+        <w:t xml:space="preserve">Abstract submission deadline:</w:t>
+      </w:r>
+      <w:r>
+        <w:t xml:space="preserve"> </w:t>
+      </w:r>
+      <w:r>
+        <w:rPr>
+          <w:b/>
+          <w:bCs/>
+        </w:rPr>
+        <w:t xml:space="preserve">April 15, 2026</w:t>
       </w:r>
     </w:p>
     <w:p>
@@ -481,13 +503,13 @@
         <w:t xml:space="preserve">Introduction</w:t>
       </w:r>
       <w:r>
-        <w:t xml:space="preserve">: Quantifying uncertainty in the context of evidence synthesis is crucial for risk assessment and policy-making, but current meta-analytic frameworks fall short in this regard.</w:t>
-      </w:r>
-      <w:r>
-        <w:t xml:space="preserve"> </w:t>
-      </w:r>
-      <w:r>
-        <w:t xml:space="preserve">Bayesian meta-analysis provides probabilistic uncertainty quantification.</w:t>
+        <w:t xml:space="preserve">: Uncertainty quantification in evidence synthesis is crucial for risk assessment and policy-making, but current meta-analysis approaches often fall short in this regard.</w:t>
+      </w:r>
+      <w:r>
+        <w:t xml:space="preserve"> </w:t>
+      </w:r>
+      <w:r>
+        <w:t xml:space="preserve">The Bayesian framework provides probabilistic uncertainty quantification.</w:t>
       </w:r>
       <w:r>
         <w:t xml:space="preserve"> </w:t>
@@ -783,6 +805,39 @@
       </w:r>
       <w:r>
         <w:t xml:space="preserve">These features are of particular value regarding risk assessment and policy-making.</w:t>
+      </w:r>
+    </w:p>
+    <w:tbl>
+      <w:tblPr>
+        <w:tblStyle w:val="FigureTable"/>
+        <w:tblW w:type="auto" w:w="0"/>
+        <w:jc w:val="center"/>
+        <w:tblLook w:firstRow="0" w:lastRow="0" w:firstColumn="0" w:lastColumn="0"/>
+      </w:tblPr>
+      <w:tblGrid>
+        <w:gridCol w:w="7920"/>
+      </w:tblGrid>
+      <w:tr>
+        <w:tc>
+          <w:tcPr/>
+          <w:p>
+            <w:pPr>
+              <w:pStyle w:val="Compact"/>
+              <w:jc w:val="center"/>
+            </w:pPr>
+            <w:r>
+              <w:t xml:space="preserve">Fig. 1: Forest plots for Bayesian (left) and frequentist (right) meta-analyses. BLL, blood lead level; CI, confidence interval; CrI, credible interval</w:t>
+            </w:r>
+          </w:p>
+        </w:tc>
+      </w:tr>
+    </w:tbl>
+    <w:p>
+      <w:pPr>
+        <w:pStyle w:val="ImageCaption"/>
+      </w:pPr>
+      <w:r>
+        <w:t xml:space="preserve">Fig. 1: Forest plots for Bayesian (left) and frequentist (right) meta-analyses. BLL, blood lead level; CI, confidence interval; CrI, credible interval</w:t>
       </w:r>
     </w:p>
     <w:bookmarkEnd w:id="23"/>

--- a/abstracts/DGEpi_2026.docx
+++ b/abstracts/DGEpi_2026.docx
@@ -107,7 +107,20 @@
         <w:t xml:space="preserve">Karolinska Institutet, Department of Medicine Solna, Division of Clinical Epidemiology, Stockholm, Sweden</w:t>
       </w:r>
     </w:p>
-    <w:bookmarkStart w:id="21" w:name="information-for-authors"/>
+    <w:p>
+      <w:pPr>
+        <w:pStyle w:val="BodyText"/>
+      </w:pPr>
+      <w:hyperlink r:id="rId9">
+        <w:r>
+          <w:rPr>
+            <w:rStyle w:val="Hyperlink"/>
+          </w:rPr>
+          <w:t xml:space="preserve">Link to conference</w:t>
+        </w:r>
+      </w:hyperlink>
+    </w:p>
+    <w:bookmarkStart w:id="11" w:name="information-for-authors"/>
     <w:p>
       <w:pPr>
         <w:pStyle w:val="Heading2"/>
@@ -135,7 +148,7 @@
           <w:b/>
           <w:bCs/>
         </w:rPr>
-        <w:t xml:space="preserve">April 15, 2026</w:t>
+        <w:t xml:space="preserve">April 22, 2026</w:t>
       </w:r>
     </w:p>
     <w:p>
@@ -246,7 +259,7 @@
       <w:r>
         <w:t xml:space="preserve"> </w:t>
       </w:r>
-      <w:hyperlink r:id="rId20">
+      <w:hyperlink r:id="rId10">
         <w:r>
           <w:rPr>
             <w:rStyle w:val="Hyperlink"/>
@@ -372,7 +385,7 @@
         </w:numPr>
       </w:pPr>
       <w:r>
-        <w:t xml:space="preserve">The decision on acceptance/rejection of an abstract and its classification in the program is made by the scientific committee based on the review results.</w:t>
+        <w:t xml:space="preserve">The authorship will be informed in June 2026. Organisational details will be communicated directly to the authors.</w:t>
       </w:r>
     </w:p>
     <w:p>
@@ -384,23 +397,16 @@
         </w:numPr>
       </w:pPr>
       <w:r>
-        <w:t xml:space="preserve">The authorship will be informed in June 2026. Organisational details will be communicated directly to the authors.</w:t>
-      </w:r>
-    </w:p>
-    <w:p>
-      <w:pPr>
-        <w:pStyle w:val="Compact"/>
-        <w:numPr>
-          <w:ilvl w:val="0"/>
-          <w:numId w:val="1001"/>
-        </w:numPr>
-      </w:pPr>
-      <w:r>
         <w:t xml:space="preserve">To present your paper, you must register for the congress for the fee and pay the registration fee in due time.</w:t>
       </w:r>
     </w:p>
-    <w:bookmarkEnd w:id="21"/>
-    <w:bookmarkStart w:id="22" w:name="keywords"/>
+    <w:p>
+      <w:r>
+        <w:br w:type="page"/>
+      </w:r>
+    </w:p>
+    <w:bookmarkEnd w:id="11"/>
+    <w:bookmarkStart w:id="12" w:name="keywords"/>
     <w:p>
       <w:pPr>
         <w:pStyle w:val="Heading2"/>
@@ -439,9 +445,6 @@
       </w:r>
       <w:r>
         <w:t xml:space="preserve">Lead exposure</w:t>
-      </w:r>
-      <w:r>
-        <w:br/>
       </w:r>
     </w:p>
     <w:p>
@@ -472,8 +475,8 @@
         <w:t xml:space="preserve">: Evidence Synthesis and Triangulation</w:t>
       </w:r>
     </w:p>
-    <w:bookmarkEnd w:id="22"/>
-    <w:bookmarkStart w:id="24" w:name="abstract"/>
+    <w:bookmarkEnd w:id="12"/>
+    <w:bookmarkStart w:id="20" w:name="abstract"/>
     <w:p>
       <w:pPr>
         <w:pStyle w:val="Heading2"/>
@@ -482,13 +485,13 @@
         <w:t xml:space="preserve">Abstract</w:t>
       </w:r>
     </w:p>
-    <w:bookmarkStart w:id="23" w:name="Xe1419aa8ec0d4918e6d611078ec644dda570126"/>
+    <w:bookmarkStart w:id="19" w:name="X3d1ab9f27978ced16e62f8b279db7b7b6a78349"/>
     <w:p>
       <w:pPr>
         <w:pStyle w:val="Heading3"/>
       </w:pPr>
       <w:r>
-        <w:t xml:space="preserve">Quantifying uncertainty: A methodological comparison of Bayesian and frequentist meta-analyses of studies on lead exposure and children’s intelligence quotient</w:t>
+        <w:t xml:space="preserve">Quantifying uncertainty: A methodological comparison of Bayesian and frequentist meta-analytic frameworks applied to lead exposure and children’s IQ</w:t>
       </w:r>
     </w:p>
     <w:p>
@@ -503,13 +506,13 @@
         <w:t xml:space="preserve">Introduction</w:t>
       </w:r>
       <w:r>
-        <w:t xml:space="preserve">: Uncertainty quantification in evidence synthesis is crucial for risk assessment and policy-making, but current meta-analysis approaches often fall short in this regard.</w:t>
-      </w:r>
-      <w:r>
-        <w:t xml:space="preserve"> </w:t>
-      </w:r>
-      <w:r>
-        <w:t xml:space="preserve">The Bayesian framework provides probabilistic uncertainty quantification.</w:t>
+        <w:t xml:space="preserve">: Uncertainty quantification is central to evidence synthesis for risk assessment and policy-making, but current meta-analytic approaches often fall short in this regard.</w:t>
+      </w:r>
+      <w:r>
+        <w:t xml:space="preserve"> </w:t>
+      </w:r>
+      <w:r>
+        <w:t xml:space="preserve">Bayesian methods provide probabilistic uncertainty quantification.</w:t>
       </w:r>
       <w:r>
         <w:t xml:space="preserve"> </w:t>
@@ -542,10 +545,7 @@
         <w:t xml:space="preserve"> </w:t>
       </w:r>
       <w:r>
-        <w:t xml:space="preserve">In both meta-analyses, we used random-effects models and included the same effect estimates.</w:t>
-      </w:r>
-      <w:r>
-        <w:t xml:space="preserve"> </w:t>
+        <w:t xml:space="preserve">Both meta-analyses used random-effects models and included the same effect estimates.</w:t>
       </w:r>
       <w:r>
         <w:t xml:space="preserve"> </w:t>
@@ -603,7 +603,7 @@
         <w:t xml:space="preserve"> </w:t>
       </w:r>
       <w:r>
-        <w:t xml:space="preserve">were estimated as measures of between-study heterogeneity.</w:t>
+        <w:t xml:space="preserve">were estimated as measures of heterogeneity.</w:t>
       </w:r>
     </w:p>
     <w:p>
@@ -777,7 +777,7 @@
         <w:t xml:space="preserve"> </w:t>
       </w:r>
       <w:r>
-        <w:t xml:space="preserve">The Bayesian framework was less sensitive to outlier studies, resulting in a lower pooled effect.</w:t>
+        <w:t xml:space="preserve">The Bayesian framework was less sensitive to studies with large uncertainty, resulting in a lower pooled effect.</w:t>
       </w:r>
     </w:p>
     <w:p>
@@ -792,56 +792,133 @@
         <w:t xml:space="preserve">Conclusion</w:t>
       </w:r>
       <w:r>
-        <w:t xml:space="preserve">: We provide updated pooled estimates for the effect of lead exposure on children’s IQ.</w:t>
-      </w:r>
-      <w:r>
-        <w:t xml:space="preserve"> </w:t>
-      </w:r>
-      <w:r>
-        <w:t xml:space="preserve">The Bayesian framework provides posterior distributions, enabling direct probability statements, for example about exceeding risk thresholds, and comparative assessments across pollutants.</w:t>
-      </w:r>
-      <w:r>
-        <w:t xml:space="preserve"> </w:t>
-      </w:r>
-      <w:r>
-        <w:t xml:space="preserve">These features are of particular value regarding risk assessment and policy-making.</w:t>
-      </w:r>
-    </w:p>
-    <w:tbl>
-      <w:tblPr>
-        <w:tblStyle w:val="FigureTable"/>
-        <w:tblW w:type="auto" w:w="0"/>
-        <w:jc w:val="center"/>
-        <w:tblLook w:firstRow="0" w:lastRow="0" w:firstColumn="0" w:lastColumn="0"/>
-      </w:tblPr>
-      <w:tblGrid>
-        <w:gridCol w:w="7920"/>
-      </w:tblGrid>
-      <w:tr>
-        <w:tc>
-          <w:tcPr/>
-          <w:p>
-            <w:pPr>
-              <w:pStyle w:val="Compact"/>
-              <w:jc w:val="center"/>
-            </w:pPr>
-            <w:r>
-              <w:t xml:space="preserve">Fig. 1: Forest plots for Bayesian (left) and frequentist (right) meta-analyses. BLL, blood lead level; CI, confidence interval; CrI, credible interval</w:t>
-            </w:r>
-          </w:p>
-        </w:tc>
-      </w:tr>
-    </w:tbl>
+        <w:t xml:space="preserve">: We present updated pooled estimates for the effect of lead exposure on children’s IQ.</w:t>
+      </w:r>
+      <w:r>
+        <w:t xml:space="preserve"> </w:t>
+      </w:r>
+      <w:r>
+        <w:t xml:space="preserve">By yielding posterior distributions, the Bayesian framework enables direct probability statements, for instance, on exceeding risk thresholds, and comparisons across pollutants.</w:t>
+      </w:r>
+      <w:r>
+        <w:t xml:space="preserve"> </w:t>
+      </w:r>
+      <w:r>
+        <w:t xml:space="preserve">These capacities are especially valuable for risk assessment and evidence-based policy.</w:t>
+      </w:r>
+    </w:p>
+    <w:p>
+      <w:pPr>
+        <w:pStyle w:val="CaptionedFigure"/>
+      </w:pPr>
+      <w:r>
+        <w:drawing>
+          <wp:inline>
+            <wp:extent cx="5334000" cy="3168396"/>
+            <wp:effectExtent b="0" l="0" r="0" t="0"/>
+            <wp:docPr descr="Fig. 1: Graphical abstract." title="" id="14" name="Picture"/>
+            <a:graphic>
+              <a:graphicData uri="http://schemas.openxmlformats.org/drawingml/2006/picture">
+                <pic:pic>
+                  <pic:nvPicPr>
+                    <pic:cNvPr descr="../manuscript/tables_figures/main/graphical_abstract.png" id="15" name="Picture"/>
+                    <pic:cNvPicPr>
+                      <a:picLocks noChangeArrowheads="1" noChangeAspect="1"/>
+                    </pic:cNvPicPr>
+                  </pic:nvPicPr>
+                  <pic:blipFill>
+                    <a:blip r:embed="rId13"/>
+                    <a:stretch>
+                      <a:fillRect/>
+                    </a:stretch>
+                  </pic:blipFill>
+                  <pic:spPr bwMode="auto">
+                    <a:xfrm>
+                      <a:off x="0" y="0"/>
+                      <a:ext cx="5334000" cy="3168396"/>
+                    </a:xfrm>
+                    <a:prstGeom prst="rect">
+                      <a:avLst/>
+                    </a:prstGeom>
+                    <a:noFill/>
+                    <a:ln w="9525">
+                      <a:noFill/>
+                      <a:headEnd/>
+                      <a:tailEnd/>
+                    </a:ln>
+                  </pic:spPr>
+                </pic:pic>
+              </a:graphicData>
+            </a:graphic>
+          </wp:inline>
+        </w:drawing>
+      </w:r>
+    </w:p>
     <w:p>
       <w:pPr>
         <w:pStyle w:val="ImageCaption"/>
       </w:pPr>
       <w:r>
-        <w:t xml:space="preserve">Fig. 1: Forest plots for Bayesian (left) and frequentist (right) meta-analyses. BLL, blood lead level; CI, confidence interval; CrI, credible interval</w:t>
-      </w:r>
-    </w:p>
-    <w:bookmarkEnd w:id="23"/>
-    <w:bookmarkEnd w:id="24"/>
+        <w:t xml:space="preserve">Fig. 1: Graphical abstract.</w:t>
+      </w:r>
+    </w:p>
+    <w:p>
+      <w:pPr>
+        <w:pStyle w:val="CaptionedFigure"/>
+      </w:pPr>
+      <w:r>
+        <w:drawing>
+          <wp:inline>
+            <wp:extent cx="5334000" cy="1999685"/>
+            <wp:effectExtent b="0" l="0" r="0" t="0"/>
+            <wp:docPr descr="Fig. 2: Forest plots for Bayesian (left) and frequentist (right) meta-analyses. BLL, blood lead level; CI, confidence interval; CrI, credible interval" title="" id="17" name="Picture"/>
+            <a:graphic>
+              <a:graphicData uri="http://schemas.openxmlformats.org/drawingml/2006/picture">
+                <pic:pic>
+                  <pic:nvPicPr>
+                    <pic:cNvPr descr="../manuscript/tables_figures/main/figure2.png" id="18" name="Picture"/>
+                    <pic:cNvPicPr>
+                      <a:picLocks noChangeArrowheads="1" noChangeAspect="1"/>
+                    </pic:cNvPicPr>
+                  </pic:nvPicPr>
+                  <pic:blipFill>
+                    <a:blip r:embed="rId16"/>
+                    <a:stretch>
+                      <a:fillRect/>
+                    </a:stretch>
+                  </pic:blipFill>
+                  <pic:spPr bwMode="auto">
+                    <a:xfrm>
+                      <a:off x="0" y="0"/>
+                      <a:ext cx="5334000" cy="1999685"/>
+                    </a:xfrm>
+                    <a:prstGeom prst="rect">
+                      <a:avLst/>
+                    </a:prstGeom>
+                    <a:noFill/>
+                    <a:ln w="9525">
+                      <a:noFill/>
+                      <a:headEnd/>
+                      <a:tailEnd/>
+                    </a:ln>
+                  </pic:spPr>
+                </pic:pic>
+              </a:graphicData>
+            </a:graphic>
+          </wp:inline>
+        </w:drawing>
+      </w:r>
+    </w:p>
+    <w:p>
+      <w:pPr>
+        <w:pStyle w:val="ImageCaption"/>
+      </w:pPr>
+      <w:r>
+        <w:t xml:space="preserve">Fig. 2: Forest plots for Bayesian (left) and frequentist (right) meta-analyses. BLL, blood lead level; CI, confidence interval; CrI, credible interval</w:t>
+      </w:r>
+    </w:p>
+    <w:bookmarkEnd w:id="19"/>
+    <w:bookmarkEnd w:id="20"/>
     <w:sectPr>
       <w:footnotePr>
         <w:numRestart w:val="eachSect"/>
@@ -1069,10 +1146,10 @@
   <w:docDefaults>
     <w:rPrDefault>
       <w:rPr>
-        <w:rFonts w:asciiTheme="minorHAnsi" w:cstheme="minorBidi" w:eastAsiaTheme="minorHAnsi" w:hAnsiTheme="minorHAnsi"/>
+        <w:rFonts w:asciiTheme="minorHAnsi" w:cstheme="minorBidi" w:eastAsiaTheme="minorEastAsia" w:hAnsiTheme="minorHAnsi"/>
         <w:sz w:val="24"/>
         <w:szCs w:val="24"/>
-        <w:lang w:bidi="ar-SA" w:eastAsia="en-US" w:val="en-US"/>
+        <w:lang w:bidi="ar-SA" w:eastAsia="zh-CN" w:val="en-US"/>
       </w:rPr>
     </w:rPrDefault>
     <w:pPrDefault>
@@ -1613,13 +1690,6 @@
       </w:tblCellMar>
     </w:tblPr>
     <w:tblStylePr w:type="firstRow">
-      <w:tblPr>
-        <w:jc w:val="left"/>
-        <w:tblInd w:type="dxa" w:w="0"/>
-      </w:tblPr>
-      <w:trPr>
-        <w:jc w:val="left"/>
-      </w:trPr>
       <w:tcPr>
         <w:tcBorders>
           <w:bottom w:val="single"/>
